--- a/Ovchinnikov's Laws/Laws/1. Модель Universal Law/Весь UTEL/Просто Мария/Пресеты квантовых случаев.docx
+++ b/Ovchinnikov's Laws/Laws/1. Модель Universal Law/Весь UTEL/Просто Мария/Пресеты квантовых случаев.docx
@@ -29,7 +29,7 @@
           <w:sz w:val="20"/>
           <w:szCs w:val="20"/>
         </w:rPr>
-        <w:t xml:space="preserve">Чистовая таблица к документу «Простая модель активационных переходов (чистовик)», редакция от 09.10.2026</w:t>
+        <w:t xml:space="preserve">Чистовая таблица к документу «Простая модель активационных переходов (чистовик)»; верификация 10.10.2026</w:t>
       </w:r>
     </w:p>
     <w:p>
@@ -90,14 +90,15 @@
         </w:tblCellMar>
       </w:tblPr>
       <w:tblGrid>
-        <w:gridCol w:w="1900"/>
-        <w:gridCol w:w="3700"/>
-        <w:gridCol w:w="4100"/>
+        <w:gridCol w:w="1750"/>
+        <w:gridCol w:w="3400"/>
+        <w:gridCol w:w="3600"/>
+        <w:gridCol w:w="950"/>
       </w:tblGrid>
       <w:tr>
         <w:tc>
           <w:tcPr>
-            <w:tcW w:w="1900" w:type="dxa"/>
+            <w:tcW w:w="1750" w:type="dxa"/>
             <w:shd w:val="clear" w:fill="E8EEF7"/>
             <w:vAlign w:val="top"/>
           </w:tcPr>
@@ -118,7 +119,7 @@
         </w:tc>
         <w:tc>
           <w:tcPr>
-            <w:tcW w:w="3700" w:type="dxa"/>
+            <w:tcW w:w="3400" w:type="dxa"/>
             <w:shd w:val="clear" w:fill="E8EEF7"/>
             <w:vAlign w:val="top"/>
           </w:tcPr>
@@ -139,7 +140,7 @@
         </w:tc>
         <w:tc>
           <w:tcPr>
-            <w:tcW w:w="4100" w:type="dxa"/>
+            <w:tcW w:w="3600" w:type="dxa"/>
             <w:shd w:val="clear" w:fill="E8EEF7"/>
             <w:vAlign w:val="top"/>
           </w:tcPr>
@@ -158,11 +159,32 @@
             </w:r>
           </w:p>
         </w:tc>
+        <w:tc>
+          <w:tcPr>
+            <w:tcW w:w="950" w:type="dxa"/>
+            <w:shd w:val="clear" w:fill="E8EEF7"/>
+            <w:vAlign w:val="top"/>
+          </w:tcPr>
+          <w:p>
+            <w:pPr>
+              <w:spacing w:after="0"/>
+            </w:pPr>
+            <w:r>
+              <w:rPr>
+                <w:rFonts w:ascii="PT Serif" w:hAnsi="PT Serif" w:cs="PT Serif"/>
+                <w:b/>
+                <w:sz w:val="19"/>
+                <w:szCs w:val="19"/>
+              </w:rPr>
+              <w:t xml:space="preserve">A6↔A5</w:t>
+            </w:r>
+          </w:p>
+        </w:tc>
       </w:tr>
       <w:tr>
         <w:tc>
           <w:tcPr>
-            <w:tcW w:w="1900" w:type="dxa"/>
+            <w:tcW w:w="1750" w:type="dxa"/>
             <w:vAlign w:val="top"/>
           </w:tcPr>
           <w:p>
@@ -181,7 +203,7 @@
         </w:tc>
         <w:tc>
           <w:tcPr>
-            <w:tcW w:w="3700" w:type="dxa"/>
+            <w:tcW w:w="3400" w:type="dxa"/>
             <w:vAlign w:val="top"/>
           </w:tcPr>
           <w:p>
@@ -200,7 +222,7 @@
         </w:tc>
         <w:tc>
           <w:tcPr>
-            <w:tcW w:w="4100" w:type="dxa"/>
+            <w:tcW w:w="3600" w:type="dxa"/>
             <w:vAlign w:val="top"/>
           </w:tcPr>
           <w:p>
@@ -214,6 +236,25 @@
                 <w:szCs w:val="20"/>
               </w:rPr>
               <w:t xml:space="preserve">ΔG/E = 1,000 ⇒ P(недиаабатический) = e⁻¹ = 0,368 за прохождение; v = 2πΔ²/ℏ = 2,61 МэВ/с; k₊ = 3,68·10⁸ с⁻¹</w:t>
+            </w:r>
+          </w:p>
+        </w:tc>
+        <w:tc>
+          <w:tcPr>
+            <w:tcW w:w="950" w:type="dxa"/>
+            <w:vAlign w:val="top"/>
+          </w:tcPr>
+          <w:p>
+            <w:pPr>
+              <w:spacing w:after="0"/>
+            </w:pPr>
+            <w:r>
+              <w:rPr>
+                <w:rFonts w:ascii="PT Serif" w:hAnsi="PT Serif" w:cs="PT Serif"/>
+                <w:sz w:val="20"/>
+                <w:szCs w:val="20"/>
+              </w:rPr>
+              <w:t xml:space="preserve">0</w:t>
             </w:r>
           </w:p>
         </w:tc>
@@ -221,7 +262,7 @@
       <w:tr>
         <w:tc>
           <w:tcPr>
-            <w:tcW w:w="1900" w:type="dxa"/>
+            <w:tcW w:w="1750" w:type="dxa"/>
             <w:vAlign w:val="top"/>
           </w:tcPr>
           <w:p>
@@ -240,7 +281,7 @@
         </w:tc>
         <w:tc>
           <w:tcPr>
-            <w:tcW w:w="3700" w:type="dxa"/>
+            <w:tcW w:w="3400" w:type="dxa"/>
             <w:vAlign w:val="top"/>
           </w:tcPr>
           <w:p>
@@ -259,7 +300,7 @@
         </w:tc>
         <w:tc>
           <w:tcPr>
-            <w:tcW w:w="4100" w:type="dxa"/>
+            <w:tcW w:w="3600" w:type="dxa"/>
             <w:vAlign w:val="top"/>
           </w:tcPr>
           <w:p>
@@ -273,6 +314,25 @@
                 <w:szCs w:val="20"/>
               </w:rPr>
               <w:t xml:space="preserve">ΔG/E = 5,606 против 2κd = 10,245·√V·d = 5,611 для барьера 0,3 эВ × 1 нм — расхождение 0,1 %</w:t>
+            </w:r>
+          </w:p>
+        </w:tc>
+        <w:tc>
+          <w:tcPr>
+            <w:tcW w:w="950" w:type="dxa"/>
+            <w:vAlign w:val="top"/>
+          </w:tcPr>
+          <w:p>
+            <w:pPr>
+              <w:spacing w:after="0"/>
+            </w:pPr>
+            <w:r>
+              <w:rPr>
+                <w:rFonts w:ascii="PT Serif" w:hAnsi="PT Serif" w:cs="PT Serif"/>
+                <w:sz w:val="20"/>
+                <w:szCs w:val="20"/>
+              </w:rPr>
+              <w:t xml:space="preserve">0</w:t>
             </w:r>
           </w:p>
         </w:tc>
@@ -280,7 +340,7 @@
       <w:tr>
         <w:tc>
           <w:tcPr>
-            <w:tcW w:w="1900" w:type="dxa"/>
+            <w:tcW w:w="1750" w:type="dxa"/>
             <w:vAlign w:val="top"/>
           </w:tcPr>
           <w:p>
@@ -299,7 +359,7 @@
         </w:tc>
         <w:tc>
           <w:tcPr>
-            <w:tcW w:w="3700" w:type="dxa"/>
+            <w:tcW w:w="3400" w:type="dxa"/>
             <w:vAlign w:val="top"/>
           </w:tcPr>
           <w:p>
@@ -318,20 +378,39 @@
         </w:tc>
         <w:tc>
           <w:tcPr>
-            <w:tcW w:w="4100" w:type="dxa"/>
-            <w:vAlign w:val="top"/>
-          </w:tcPr>
-          <w:p>
-            <w:pPr>
-              <w:spacing w:after="0"/>
-            </w:pPr>
-            <w:r>
-              <w:rPr>
-                <w:rFonts w:ascii="PT Serif" w:hAnsi="PT Serif" w:cs="PT Serif"/>
-                <w:sz w:val="20"/>
-                <w:szCs w:val="20"/>
-              </w:rPr>
-              <w:t xml:space="preserve">ΔG/E = 88,23, k₊ = 4,80·10⁻¹⁸ с⁻¹ ⇒ T½ = ln2/k₊ = 4,58·10⁹ лет (²³⁸U; опыт 4,47·10⁹ лет)</w:t>
+            <w:tcW w:w="3600" w:type="dxa"/>
+            <w:vAlign w:val="top"/>
+          </w:tcPr>
+          <w:p>
+            <w:pPr>
+              <w:spacing w:after="0"/>
+            </w:pPr>
+            <w:r>
+              <w:rPr>
+                <w:rFonts w:ascii="PT Serif" w:hAnsi="PT Serif" w:cs="PT Serif"/>
+                <w:sz w:val="20"/>
+                <w:szCs w:val="20"/>
+              </w:rPr>
+              <w:t xml:space="preserve">ΔG/E = 88,23, k₊ = 4,80·10⁻¹⁸ с⁻¹ ⇒ T½ = ln2/k₊ = 4,58·10⁹ лет (²³⁸U; опыт 4,47·10⁹ лет</w:t>
+            </w:r>
+          </w:p>
+        </w:tc>
+        <w:tc>
+          <w:tcPr>
+            <w:tcW w:w="950" w:type="dxa"/>
+            <w:vAlign w:val="top"/>
+          </w:tcPr>
+          <w:p>
+            <w:pPr>
+              <w:spacing w:after="0"/>
+            </w:pPr>
+            <w:r>
+              <w:rPr>
+                <w:rFonts w:ascii="PT Serif" w:hAnsi="PT Serif" w:cs="PT Serif"/>
+                <w:sz w:val="20"/>
+                <w:szCs w:val="20"/>
+              </w:rPr>
+              <w:t xml:space="preserve">0</w:t>
             </w:r>
           </w:p>
         </w:tc>
@@ -339,7 +418,7 @@
       <w:tr>
         <w:tc>
           <w:tcPr>
-            <w:tcW w:w="1900" w:type="dxa"/>
+            <w:tcW w:w="1750" w:type="dxa"/>
             <w:vAlign w:val="top"/>
           </w:tcPr>
           <w:p>
@@ -358,7 +437,7 @@
         </w:tc>
         <w:tc>
           <w:tcPr>
-            <w:tcW w:w="3700" w:type="dxa"/>
+            <w:tcW w:w="3400" w:type="dxa"/>
             <w:vAlign w:val="top"/>
           </w:tcPr>
           <w:p>
@@ -377,7 +456,7 @@
         </w:tc>
         <w:tc>
           <w:tcPr>
-            <w:tcW w:w="4100" w:type="dxa"/>
+            <w:tcW w:w="3600" w:type="dxa"/>
             <w:vAlign w:val="top"/>
           </w:tcPr>
           <w:p>
@@ -391,6 +470,25 @@
                 <w:szCs w:val="20"/>
               </w:rPr>
               <w:t xml:space="preserve">ΔG/E = 0,864 ⇒ Γ = 2,11·10⁹ с⁻¹; барьер — тот же закон (1−λ/λ_c)^(3/2) из А2</w:t>
+            </w:r>
+          </w:p>
+        </w:tc>
+        <w:tc>
+          <w:tcPr>
+            <w:tcW w:w="950" w:type="dxa"/>
+            <w:vAlign w:val="top"/>
+          </w:tcPr>
+          <w:p>
+            <w:pPr>
+              <w:spacing w:after="0"/>
+            </w:pPr>
+            <w:r>
+              <w:rPr>
+                <w:rFonts w:ascii="PT Serif" w:hAnsi="PT Serif" w:cs="PT Serif"/>
+                <w:sz w:val="20"/>
+                <w:szCs w:val="20"/>
+              </w:rPr>
+              <w:t xml:space="preserve">0</w:t>
             </w:r>
           </w:p>
         </w:tc>
@@ -398,7 +496,7 @@
       <w:tr>
         <w:tc>
           <w:tcPr>
-            <w:tcW w:w="1900" w:type="dxa"/>
+            <w:tcW w:w="1750" w:type="dxa"/>
             <w:vAlign w:val="top"/>
           </w:tcPr>
           <w:p>
@@ -417,7 +515,7 @@
         </w:tc>
         <w:tc>
           <w:tcPr>
-            <w:tcW w:w="3700" w:type="dxa"/>
+            <w:tcW w:w="3400" w:type="dxa"/>
             <w:vAlign w:val="top"/>
           </w:tcPr>
           <w:p>
@@ -436,20 +534,39 @@
         </w:tc>
         <w:tc>
           <w:tcPr>
-            <w:tcW w:w="4100" w:type="dxa"/>
-            <w:vAlign w:val="top"/>
-          </w:tcPr>
-          <w:p>
-            <w:pPr>
-              <w:spacing w:after="0"/>
-            </w:pPr>
-            <w:r>
-              <w:rPr>
-                <w:rFonts w:ascii="PT Serif" w:hAnsi="PT Serif" w:cs="PT Serif"/>
-                <w:sz w:val="20"/>
-                <w:szCs w:val="20"/>
-              </w:rPr>
-              <w:t xml:space="preserve">ΔG/E = 13,14, k₊ = 1,96·10⁴ с⁻¹, k₋ = 0,039 с⁻¹ ⇒ τ = 50,9 мкс</w:t>
+            <w:tcW w:w="3600" w:type="dxa"/>
+            <w:vAlign w:val="top"/>
+          </w:tcPr>
+          <w:p>
+            <w:pPr>
+              <w:spacing w:after="0"/>
+            </w:pPr>
+            <w:r>
+              <w:rPr>
+                <w:rFonts w:ascii="PT Serif" w:hAnsi="PT Serif" w:cs="PT Serif"/>
+                <w:sz w:val="20"/>
+                <w:szCs w:val="20"/>
+              </w:rPr>
+              <w:t xml:space="preserve">ΔG/E = 13,14, k₊ = 1,96·10⁴ с⁻¹, k₋ = 0,039 с⁻¹ ⇒ τ = 50,9 мкс (1/k₊)</w:t>
+            </w:r>
+          </w:p>
+        </w:tc>
+        <w:tc>
+          <w:tcPr>
+            <w:tcW w:w="950" w:type="dxa"/>
+            <w:vAlign w:val="top"/>
+          </w:tcPr>
+          <w:p>
+            <w:pPr>
+              <w:spacing w:after="0"/>
+            </w:pPr>
+            <w:r>
+              <w:rPr>
+                <w:rFonts w:ascii="PT Serif" w:hAnsi="PT Serif" w:cs="PT Serif"/>
+                <w:sz w:val="20"/>
+                <w:szCs w:val="20"/>
+              </w:rPr>
+              <w:t xml:space="preserve">0</w:t>
             </w:r>
           </w:p>
         </w:tc>
@@ -457,7 +574,7 @@
       <w:tr>
         <w:tc>
           <w:tcPr>
-            <w:tcW w:w="1900" w:type="dxa"/>
+            <w:tcW w:w="1750" w:type="dxa"/>
             <w:vAlign w:val="top"/>
           </w:tcPr>
           <w:p>
@@ -476,7 +593,7 @@
         </w:tc>
         <w:tc>
           <w:tcPr>
-            <w:tcW w:w="3700" w:type="dxa"/>
+            <w:tcW w:w="3400" w:type="dxa"/>
             <w:vAlign w:val="top"/>
           </w:tcPr>
           <w:p>
@@ -495,20 +612,39 @@
         </w:tc>
         <w:tc>
           <w:tcPr>
-            <w:tcW w:w="4100" w:type="dxa"/>
-            <w:vAlign w:val="top"/>
-          </w:tcPr>
-          <w:p>
-            <w:pPr>
-              <w:spacing w:after="0"/>
-            </w:pPr>
-            <w:r>
-              <w:rPr>
-                <w:rFonts w:ascii="PT Serif" w:hAnsi="PT Serif" w:cs="PT Serif"/>
-                <w:sz w:val="20"/>
-                <w:szCs w:val="20"/>
-              </w:rPr>
-              <w:t xml:space="preserve">ΔG/E = 2,90·10⁶ ⇒ τ = 10^(1,26·10⁶) с — на 1 260 090 порядков дольше возраста Вселенной (4,3·10¹⁷ с): машинно k₊ = 0, τ = ∞</w:t>
+            <w:tcW w:w="3600" w:type="dxa"/>
+            <w:vAlign w:val="top"/>
+          </w:tcPr>
+          <w:p>
+            <w:pPr>
+              <w:spacing w:after="0"/>
+            </w:pPr>
+            <w:r>
+              <w:rPr>
+                <w:rFonts w:ascii="PT Serif" w:hAnsi="PT Serif" w:cs="PT Serif"/>
+                <w:sz w:val="20"/>
+                <w:szCs w:val="20"/>
+              </w:rPr>
+              <w:t xml:space="preserve">ΔG/E = 2,90·10⁶ ⇒ log₁₀τ = 1,26·10⁶ против 17,6 — возраста Вселенной в секундах: машинно k₊ = 0, τ = ∞</w:t>
+            </w:r>
+          </w:p>
+        </w:tc>
+        <w:tc>
+          <w:tcPr>
+            <w:tcW w:w="950" w:type="dxa"/>
+            <w:vAlign w:val="top"/>
+          </w:tcPr>
+          <w:p>
+            <w:pPr>
+              <w:spacing w:after="0"/>
+            </w:pPr>
+            <w:r>
+              <w:rPr>
+                <w:rFonts w:ascii="PT Serif" w:hAnsi="PT Serif" w:cs="PT Serif"/>
+                <w:sz w:val="20"/>
+                <w:szCs w:val="20"/>
+              </w:rPr>
+              <w:t xml:space="preserve">0</w:t>
             </w:r>
           </w:p>
         </w:tc>
@@ -516,7 +652,7 @@
       <w:tr>
         <w:tc>
           <w:tcPr>
-            <w:tcW w:w="1900" w:type="dxa"/>
+            <w:tcW w:w="1750" w:type="dxa"/>
             <w:vAlign w:val="top"/>
           </w:tcPr>
           <w:p>
@@ -535,7 +671,7 @@
         </w:tc>
         <w:tc>
           <w:tcPr>
-            <w:tcW w:w="3700" w:type="dxa"/>
+            <w:tcW w:w="3400" w:type="dxa"/>
             <w:vAlign w:val="top"/>
           </w:tcPr>
           <w:p>
@@ -554,7 +690,7 @@
         </w:tc>
         <w:tc>
           <w:tcPr>
-            <w:tcW w:w="4100" w:type="dxa"/>
+            <w:tcW w:w="3600" w:type="dxa"/>
             <w:vAlign w:val="top"/>
           </w:tcPr>
           <w:p>
@@ -568,6 +704,25 @@
                 <w:szCs w:val="20"/>
               </w:rPr>
               <w:t xml:space="preserve">λ ≪ λ_c: τ = 21,7 мс. λ = 0,966 λ_c: τ = 1,16 пс ⇒ падение на 10,3 порядка при 3,4 %</w:t>
+            </w:r>
+          </w:p>
+        </w:tc>
+        <w:tc>
+          <w:tcPr>
+            <w:tcW w:w="950" w:type="dxa"/>
+            <w:vAlign w:val="top"/>
+          </w:tcPr>
+          <w:p>
+            <w:pPr>
+              <w:spacing w:after="0"/>
+            </w:pPr>
+            <w:r>
+              <w:rPr>
+                <w:rFonts w:ascii="PT Serif" w:hAnsi="PT Serif" w:cs="PT Serif"/>
+                <w:sz w:val="20"/>
+                <w:szCs w:val="20"/>
+              </w:rPr>
+              <w:t xml:space="preserve">0</w:t>
             </w:r>
           </w:p>
         </w:tc>
@@ -575,7 +730,7 @@
       <w:tr>
         <w:tc>
           <w:tcPr>
-            <w:tcW w:w="1900" w:type="dxa"/>
+            <w:tcW w:w="1750" w:type="dxa"/>
             <w:vAlign w:val="top"/>
           </w:tcPr>
           <w:p>
@@ -594,7 +749,7 @@
         </w:tc>
         <w:tc>
           <w:tcPr>
-            <w:tcW w:w="3700" w:type="dxa"/>
+            <w:tcW w:w="3400" w:type="dxa"/>
             <w:vAlign w:val="top"/>
           </w:tcPr>
           <w:p>
@@ -613,7 +768,7 @@
         </w:tc>
         <w:tc>
           <w:tcPr>
-            <w:tcW w:w="4100" w:type="dxa"/>
+            <w:tcW w:w="3600" w:type="dxa"/>
             <w:vAlign w:val="top"/>
           </w:tcPr>
           <w:p>
@@ -627,6 +782,25 @@
                 <w:szCs w:val="20"/>
               </w:rPr>
               <w:t xml:space="preserve">0′ = queued, 0″ = delivered, 0-3n = acked — поглощающее состояние; теорема Т1 = exactly-once</w:t>
+            </w:r>
+          </w:p>
+        </w:tc>
+        <w:tc>
+          <w:tcPr>
+            <w:tcW w:w="950" w:type="dxa"/>
+            <w:vAlign w:val="top"/>
+          </w:tcPr>
+          <w:p>
+            <w:pPr>
+              <w:spacing w:after="0"/>
+            </w:pPr>
+            <w:r>
+              <w:rPr>
+                <w:rFonts w:ascii="PT Serif" w:hAnsi="PT Serif" w:cs="PT Serif"/>
+                <w:sz w:val="20"/>
+                <w:szCs w:val="20"/>
+              </w:rPr>
+              <w:t xml:space="preserve">0</w:t>
             </w:r>
           </w:p>
         </w:tc>
